--- a/Workspace/Testing/Test plan/punti singoli/TestPlan unit testing/Testplan - SessionService.docx
+++ b/Workspace/Testing/Test plan/punti singoli/TestPlan unit testing/Testplan - SessionService.docx
@@ -29,9 +29,9 @@
         <w:tblLook w:val="04A0" w:firstRow="1" w:lastRow="0" w:firstColumn="1" w:lastColumn="0" w:noHBand="0" w:noVBand="1"/>
       </w:tblPr>
       <w:tblGrid>
-        <w:gridCol w:w="3284"/>
-        <w:gridCol w:w="3799"/>
-        <w:gridCol w:w="2545"/>
+        <w:gridCol w:w="3134"/>
+        <w:gridCol w:w="3911"/>
+        <w:gridCol w:w="2583"/>
       </w:tblGrid>
       <w:tr>
         <w:tc>
@@ -41,77 +41,65 @@
           </w:tcPr>
           <w:p>
             <w:pPr>
-              <w:pStyle w:val="Titolo4"/>
-              <w:spacing w:line="259" w:lineRule="auto"/>
-              <w:rPr>
-                <w:rFonts w:ascii="Times New Roman" w:hAnsi="Times New Roman" w:cs="Times New Roman"/>
-                <w:i w:val="0"/>
-                <w:iCs w:val="0"/>
-              </w:rPr>
-            </w:pPr>
-            <w:proofErr w:type="spellStart"/>
-            <w:r>
-              <w:rPr>
-                <w:rFonts w:ascii="Times New Roman" w:hAnsi="Times New Roman" w:cs="Times New Roman"/>
+              <w:rPr>
                 <w:b/>
                 <w:bCs/>
-                <w:i w:val="0"/>
-                <w:iCs w:val="0"/>
-              </w:rPr>
-              <w:t>Category</w:t>
-            </w:r>
-            <w:proofErr w:type="spellEnd"/>
-          </w:p>
-        </w:tc>
-        <w:tc>
-          <w:tcPr>
-            <w:tcW w:w="0" w:type="auto"/>
-            <w:hideMark/>
-          </w:tcPr>
-          <w:p>
-            <w:pPr>
-              <w:pStyle w:val="Titolo4"/>
-              <w:spacing w:line="259" w:lineRule="auto"/>
-              <w:rPr>
-                <w:rFonts w:ascii="Times New Roman" w:hAnsi="Times New Roman" w:cs="Times New Roman"/>
-                <w:i w:val="0"/>
-                <w:iCs w:val="0"/>
-              </w:rPr>
-            </w:pPr>
-            <w:r>
-              <w:rPr>
-                <w:rFonts w:ascii="Times New Roman" w:hAnsi="Times New Roman" w:cs="Times New Roman"/>
+                <w:i/>
+                <w:iCs/>
+              </w:rPr>
+            </w:pPr>
+            <w:proofErr w:type="spellStart"/>
+            <w:r>
+              <w:rPr>
                 <w:b/>
                 <w:bCs/>
-                <w:i w:val="0"/>
-                <w:iCs w:val="0"/>
-              </w:rPr>
-              <w:t>Partizione</w:t>
-            </w:r>
-          </w:p>
-        </w:tc>
-        <w:tc>
-          <w:tcPr>
-            <w:tcW w:w="0" w:type="auto"/>
-            <w:hideMark/>
-          </w:tcPr>
-          <w:p>
-            <w:pPr>
-              <w:pStyle w:val="Titolo4"/>
-              <w:spacing w:line="259" w:lineRule="auto"/>
-              <w:rPr>
-                <w:rFonts w:ascii="Times New Roman" w:hAnsi="Times New Roman" w:cs="Times New Roman"/>
-                <w:i w:val="0"/>
-                <w:iCs w:val="0"/>
-              </w:rPr>
-            </w:pPr>
-            <w:r>
-              <w:rPr>
-                <w:rFonts w:ascii="Times New Roman" w:hAnsi="Times New Roman" w:cs="Times New Roman"/>
+              </w:rPr>
+              <w:t>Category</w:t>
+            </w:r>
+            <w:proofErr w:type="spellEnd"/>
+          </w:p>
+        </w:tc>
+        <w:tc>
+          <w:tcPr>
+            <w:tcW w:w="0" w:type="auto"/>
+            <w:hideMark/>
+          </w:tcPr>
+          <w:p>
+            <w:pPr>
+              <w:rPr>
                 <w:b/>
                 <w:bCs/>
-                <w:i w:val="0"/>
-                <w:iCs w:val="0"/>
+                <w:i/>
+                <w:iCs/>
+              </w:rPr>
+            </w:pPr>
+            <w:r>
+              <w:rPr>
+                <w:b/>
+                <w:bCs/>
+              </w:rPr>
+              <w:t>Partizione</w:t>
+            </w:r>
+          </w:p>
+        </w:tc>
+        <w:tc>
+          <w:tcPr>
+            <w:tcW w:w="0" w:type="auto"/>
+            <w:hideMark/>
+          </w:tcPr>
+          <w:p>
+            <w:pPr>
+              <w:rPr>
+                <w:b/>
+                <w:bCs/>
+                <w:i/>
+                <w:iCs/>
+              </w:rPr>
+            </w:pPr>
+            <w:r>
+              <w:rPr>
+                <w:b/>
+                <w:bCs/>
               </w:rPr>
               <w:t>Vincoli</w:t>
             </w:r>
@@ -128,33 +116,16 @@
           </w:tcPr>
           <w:p>
             <w:pPr>
-              <w:pStyle w:val="Titolo4"/>
-              <w:spacing w:line="259" w:lineRule="auto"/>
-              <w:rPr>
-                <w:rFonts w:ascii="Times New Roman" w:hAnsi="Times New Roman" w:cs="Times New Roman"/>
-                <w:i w:val="0"/>
-                <w:iCs w:val="0"/>
-              </w:rPr>
-            </w:pPr>
-            <w:r>
-              <w:rPr>
-                <w:rFonts w:ascii="Times New Roman" w:hAnsi="Times New Roman" w:cs="Times New Roman"/>
-                <w:b/>
-                <w:bCs/>
-                <w:i w:val="0"/>
-                <w:iCs w:val="0"/>
-              </w:rPr>
+              <w:rPr>
+                <w:i/>
+                <w:iCs/>
+              </w:rPr>
+            </w:pPr>
+            <w:r>
               <w:t xml:space="preserve">Parametro </w:t>
             </w:r>
             <w:proofErr w:type="gramStart"/>
             <w:r>
-              <w:rPr>
-                <w:rFonts w:ascii="Times New Roman" w:hAnsi="Times New Roman" w:cs="Times New Roman"/>
-                <w:b/>
-                <w:bCs/>
-                <w:i w:val="0"/>
-                <w:iCs w:val="0"/>
-              </w:rPr>
               <w:t>Email</w:t>
             </w:r>
             <w:proofErr w:type="gramEnd"/>
@@ -167,38 +138,20 @@
           </w:tcPr>
           <w:p>
             <w:pPr>
-              <w:pStyle w:val="Titolo4"/>
-              <w:spacing w:line="259" w:lineRule="auto"/>
-              <w:rPr>
-                <w:rFonts w:ascii="Times New Roman" w:hAnsi="Times New Roman" w:cs="Times New Roman"/>
-                <w:i w:val="0"/>
-                <w:iCs w:val="0"/>
-              </w:rPr>
-            </w:pPr>
-            <w:r>
-              <w:rPr>
-                <w:rFonts w:ascii="Times New Roman" w:hAnsi="Times New Roman" w:cs="Times New Roman"/>
-                <w:i w:val="0"/>
-                <w:iCs w:val="0"/>
-              </w:rPr>
+              <w:rPr>
+                <w:i/>
+                <w:iCs/>
+              </w:rPr>
+            </w:pPr>
+            <w:r>
               <w:t xml:space="preserve">Stringa presente (!= </w:t>
             </w:r>
             <w:proofErr w:type="spellStart"/>
             <w:r>
-              <w:rPr>
-                <w:rFonts w:ascii="Times New Roman" w:hAnsi="Times New Roman" w:cs="Times New Roman"/>
-                <w:i w:val="0"/>
-                <w:iCs w:val="0"/>
-              </w:rPr>
               <w:t>null</w:t>
             </w:r>
             <w:proofErr w:type="spellEnd"/>
             <w:r>
-              <w:rPr>
-                <w:rFonts w:ascii="Times New Roman" w:hAnsi="Times New Roman" w:cs="Times New Roman"/>
-                <w:i w:val="0"/>
-                <w:iCs w:val="0"/>
-              </w:rPr>
               <w:t>)</w:t>
             </w:r>
           </w:p>
@@ -210,56 +163,28 @@
           </w:tcPr>
           <w:p>
             <w:pPr>
-              <w:pStyle w:val="Titolo4"/>
-              <w:spacing w:line="259" w:lineRule="auto"/>
-              <w:rPr>
-                <w:rFonts w:ascii="Times New Roman" w:hAnsi="Times New Roman" w:cs="Times New Roman"/>
-                <w:i w:val="0"/>
-                <w:iCs w:val="0"/>
-              </w:rPr>
-            </w:pPr>
-            <w:r>
-              <w:rPr>
-                <w:rFonts w:ascii="Times New Roman" w:hAnsi="Times New Roman" w:cs="Times New Roman"/>
-                <w:i w:val="0"/>
-                <w:iCs w:val="0"/>
-              </w:rPr>
+              <w:rPr>
+                <w:i/>
+                <w:iCs/>
+              </w:rPr>
+            </w:pPr>
+            <w:r>
               <w:t>[</w:t>
             </w:r>
             <w:proofErr w:type="spellStart"/>
             <w:r>
-              <w:rPr>
-                <w:rFonts w:ascii="Times New Roman" w:hAnsi="Times New Roman" w:cs="Times New Roman"/>
-                <w:i w:val="0"/>
-                <w:iCs w:val="0"/>
-              </w:rPr>
               <w:t>property</w:t>
             </w:r>
             <w:proofErr w:type="spellEnd"/>
             <w:r>
-              <w:rPr>
-                <w:rFonts w:ascii="Times New Roman" w:hAnsi="Times New Roman" w:cs="Times New Roman"/>
-                <w:i w:val="0"/>
-                <w:iCs w:val="0"/>
-              </w:rPr>
               <w:t xml:space="preserve"> </w:t>
             </w:r>
             <w:proofErr w:type="spellStart"/>
             <w:r>
-              <w:rPr>
-                <w:rFonts w:ascii="Times New Roman" w:hAnsi="Times New Roman" w:cs="Times New Roman"/>
-                <w:i w:val="0"/>
-                <w:iCs w:val="0"/>
-              </w:rPr>
               <w:t>EmailInputOk</w:t>
             </w:r>
             <w:proofErr w:type="spellEnd"/>
             <w:r>
-              <w:rPr>
-                <w:rFonts w:ascii="Times New Roman" w:hAnsi="Times New Roman" w:cs="Times New Roman"/>
-                <w:i w:val="0"/>
-                <w:iCs w:val="0"/>
-              </w:rPr>
               <w:t>]</w:t>
             </w:r>
           </w:p>
@@ -275,38 +200,27 @@
           </w:tcPr>
           <w:p>
             <w:pPr>
-              <w:pStyle w:val="Titolo4"/>
-              <w:spacing w:line="259" w:lineRule="auto"/>
-              <w:rPr>
-                <w:rFonts w:ascii="Times New Roman" w:hAnsi="Times New Roman" w:cs="Times New Roman"/>
-                <w:i w:val="0"/>
-                <w:iCs w:val="0"/>
-              </w:rPr>
-            </w:pPr>
-          </w:p>
-        </w:tc>
-        <w:tc>
-          <w:tcPr>
-            <w:tcW w:w="0" w:type="auto"/>
-            <w:hideMark/>
-          </w:tcPr>
-          <w:p>
-            <w:pPr>
-              <w:pStyle w:val="Titolo4"/>
-              <w:spacing w:line="259" w:lineRule="auto"/>
-              <w:rPr>
-                <w:rFonts w:ascii="Times New Roman" w:hAnsi="Times New Roman" w:cs="Times New Roman"/>
-                <w:i w:val="0"/>
-                <w:iCs w:val="0"/>
-              </w:rPr>
-            </w:pPr>
-            <w:proofErr w:type="spellStart"/>
-            <w:r>
-              <w:rPr>
-                <w:rFonts w:ascii="Times New Roman" w:hAnsi="Times New Roman" w:cs="Times New Roman"/>
-                <w:i w:val="0"/>
-                <w:iCs w:val="0"/>
-              </w:rPr>
+              <w:rPr>
+                <w:i/>
+                <w:iCs/>
+              </w:rPr>
+            </w:pPr>
+          </w:p>
+        </w:tc>
+        <w:tc>
+          <w:tcPr>
+            <w:tcW w:w="0" w:type="auto"/>
+            <w:hideMark/>
+          </w:tcPr>
+          <w:p>
+            <w:pPr>
+              <w:rPr>
+                <w:i/>
+                <w:iCs/>
+              </w:rPr>
+            </w:pPr>
+            <w:proofErr w:type="spellStart"/>
+            <w:r>
               <w:t>null</w:t>
             </w:r>
             <w:proofErr w:type="spellEnd"/>
@@ -319,38 +233,20 @@
           </w:tcPr>
           <w:p>
             <w:pPr>
-              <w:pStyle w:val="Titolo4"/>
-              <w:spacing w:line="259" w:lineRule="auto"/>
-              <w:rPr>
-                <w:rFonts w:ascii="Times New Roman" w:hAnsi="Times New Roman" w:cs="Times New Roman"/>
-                <w:i w:val="0"/>
-                <w:iCs w:val="0"/>
-              </w:rPr>
-            </w:pPr>
-            <w:r>
-              <w:rPr>
-                <w:rFonts w:ascii="Times New Roman" w:hAnsi="Times New Roman" w:cs="Times New Roman"/>
-                <w:i w:val="0"/>
-                <w:iCs w:val="0"/>
-              </w:rPr>
+              <w:rPr>
+                <w:i/>
+                <w:iCs/>
+              </w:rPr>
+            </w:pPr>
+            <w:r>
               <w:t>[</w:t>
             </w:r>
             <w:proofErr w:type="spellStart"/>
             <w:r>
-              <w:rPr>
-                <w:rFonts w:ascii="Times New Roman" w:hAnsi="Times New Roman" w:cs="Times New Roman"/>
-                <w:i w:val="0"/>
-                <w:iCs w:val="0"/>
-              </w:rPr>
               <w:t>error</w:t>
             </w:r>
             <w:proofErr w:type="spellEnd"/>
             <w:r>
-              <w:rPr>
-                <w:rFonts w:ascii="Times New Roman" w:hAnsi="Times New Roman" w:cs="Times New Roman"/>
-                <w:i w:val="0"/>
-                <w:iCs w:val="0"/>
-              </w:rPr>
               <w:t>]</w:t>
             </w:r>
           </w:p>
@@ -366,22 +262,12 @@
           </w:tcPr>
           <w:p>
             <w:pPr>
-              <w:pStyle w:val="Titolo4"/>
-              <w:spacing w:line="259" w:lineRule="auto"/>
-              <w:rPr>
-                <w:rFonts w:ascii="Times New Roman" w:hAnsi="Times New Roman" w:cs="Times New Roman"/>
-                <w:i w:val="0"/>
-                <w:iCs w:val="0"/>
-              </w:rPr>
-            </w:pPr>
-            <w:r>
-              <w:rPr>
-                <w:rFonts w:ascii="Times New Roman" w:hAnsi="Times New Roman" w:cs="Times New Roman"/>
-                <w:b/>
-                <w:bCs/>
-                <w:i w:val="0"/>
-                <w:iCs w:val="0"/>
-              </w:rPr>
+              <w:rPr>
+                <w:i/>
+                <w:iCs/>
+              </w:rPr>
+            </w:pPr>
+            <w:r>
               <w:t>Parametro Password</w:t>
             </w:r>
           </w:p>
@@ -393,38 +279,20 @@
           </w:tcPr>
           <w:p>
             <w:pPr>
-              <w:pStyle w:val="Titolo4"/>
-              <w:spacing w:line="259" w:lineRule="auto"/>
-              <w:rPr>
-                <w:rFonts w:ascii="Times New Roman" w:hAnsi="Times New Roman" w:cs="Times New Roman"/>
-                <w:i w:val="0"/>
-                <w:iCs w:val="0"/>
-              </w:rPr>
-            </w:pPr>
-            <w:r>
-              <w:rPr>
-                <w:rFonts w:ascii="Times New Roman" w:hAnsi="Times New Roman" w:cs="Times New Roman"/>
-                <w:i w:val="0"/>
-                <w:iCs w:val="0"/>
-              </w:rPr>
+              <w:rPr>
+                <w:i/>
+                <w:iCs/>
+              </w:rPr>
+            </w:pPr>
+            <w:r>
               <w:t xml:space="preserve">Stringa presente (!= </w:t>
             </w:r>
             <w:proofErr w:type="spellStart"/>
             <w:r>
-              <w:rPr>
-                <w:rFonts w:ascii="Times New Roman" w:hAnsi="Times New Roman" w:cs="Times New Roman"/>
-                <w:i w:val="0"/>
-                <w:iCs w:val="0"/>
-              </w:rPr>
               <w:t>null</w:t>
             </w:r>
             <w:proofErr w:type="spellEnd"/>
             <w:r>
-              <w:rPr>
-                <w:rFonts w:ascii="Times New Roman" w:hAnsi="Times New Roman" w:cs="Times New Roman"/>
-                <w:i w:val="0"/>
-                <w:iCs w:val="0"/>
-              </w:rPr>
               <w:t>)</w:t>
             </w:r>
           </w:p>
@@ -436,56 +304,28 @@
           </w:tcPr>
           <w:p>
             <w:pPr>
-              <w:pStyle w:val="Titolo4"/>
-              <w:spacing w:line="259" w:lineRule="auto"/>
-              <w:rPr>
-                <w:rFonts w:ascii="Times New Roman" w:hAnsi="Times New Roman" w:cs="Times New Roman"/>
-                <w:i w:val="0"/>
-                <w:iCs w:val="0"/>
-              </w:rPr>
-            </w:pPr>
-            <w:r>
-              <w:rPr>
-                <w:rFonts w:ascii="Times New Roman" w:hAnsi="Times New Roman" w:cs="Times New Roman"/>
-                <w:i w:val="0"/>
-                <w:iCs w:val="0"/>
-              </w:rPr>
+              <w:rPr>
+                <w:i/>
+                <w:iCs/>
+              </w:rPr>
+            </w:pPr>
+            <w:r>
               <w:t>[</w:t>
             </w:r>
             <w:proofErr w:type="spellStart"/>
             <w:r>
-              <w:rPr>
-                <w:rFonts w:ascii="Times New Roman" w:hAnsi="Times New Roman" w:cs="Times New Roman"/>
-                <w:i w:val="0"/>
-                <w:iCs w:val="0"/>
-              </w:rPr>
               <w:t>property</w:t>
             </w:r>
             <w:proofErr w:type="spellEnd"/>
             <w:r>
-              <w:rPr>
-                <w:rFonts w:ascii="Times New Roman" w:hAnsi="Times New Roman" w:cs="Times New Roman"/>
-                <w:i w:val="0"/>
-                <w:iCs w:val="0"/>
-              </w:rPr>
               <w:t xml:space="preserve"> </w:t>
             </w:r>
             <w:proofErr w:type="spellStart"/>
             <w:r>
-              <w:rPr>
-                <w:rFonts w:ascii="Times New Roman" w:hAnsi="Times New Roman" w:cs="Times New Roman"/>
-                <w:i w:val="0"/>
-                <w:iCs w:val="0"/>
-              </w:rPr>
               <w:t>PwdInputOk</w:t>
             </w:r>
             <w:proofErr w:type="spellEnd"/>
             <w:r>
-              <w:rPr>
-                <w:rFonts w:ascii="Times New Roman" w:hAnsi="Times New Roman" w:cs="Times New Roman"/>
-                <w:i w:val="0"/>
-                <w:iCs w:val="0"/>
-              </w:rPr>
               <w:t>]</w:t>
             </w:r>
           </w:p>
@@ -501,38 +341,27 @@
           </w:tcPr>
           <w:p>
             <w:pPr>
-              <w:pStyle w:val="Titolo4"/>
-              <w:spacing w:line="259" w:lineRule="auto"/>
-              <w:rPr>
-                <w:rFonts w:ascii="Times New Roman" w:hAnsi="Times New Roman" w:cs="Times New Roman"/>
-                <w:i w:val="0"/>
-                <w:iCs w:val="0"/>
-              </w:rPr>
-            </w:pPr>
-          </w:p>
-        </w:tc>
-        <w:tc>
-          <w:tcPr>
-            <w:tcW w:w="0" w:type="auto"/>
-            <w:hideMark/>
-          </w:tcPr>
-          <w:p>
-            <w:pPr>
-              <w:pStyle w:val="Titolo4"/>
-              <w:spacing w:line="259" w:lineRule="auto"/>
-              <w:rPr>
-                <w:rFonts w:ascii="Times New Roman" w:hAnsi="Times New Roman" w:cs="Times New Roman"/>
-                <w:i w:val="0"/>
-                <w:iCs w:val="0"/>
-              </w:rPr>
-            </w:pPr>
-            <w:proofErr w:type="spellStart"/>
-            <w:r>
-              <w:rPr>
-                <w:rFonts w:ascii="Times New Roman" w:hAnsi="Times New Roman" w:cs="Times New Roman"/>
-                <w:i w:val="0"/>
-                <w:iCs w:val="0"/>
-              </w:rPr>
+              <w:rPr>
+                <w:i/>
+                <w:iCs/>
+              </w:rPr>
+            </w:pPr>
+          </w:p>
+        </w:tc>
+        <w:tc>
+          <w:tcPr>
+            <w:tcW w:w="0" w:type="auto"/>
+            <w:hideMark/>
+          </w:tcPr>
+          <w:p>
+            <w:pPr>
+              <w:rPr>
+                <w:i/>
+                <w:iCs/>
+              </w:rPr>
+            </w:pPr>
+            <w:proofErr w:type="spellStart"/>
+            <w:r>
               <w:t>null</w:t>
             </w:r>
             <w:proofErr w:type="spellEnd"/>
@@ -545,38 +374,20 @@
           </w:tcPr>
           <w:p>
             <w:pPr>
-              <w:pStyle w:val="Titolo4"/>
-              <w:spacing w:line="259" w:lineRule="auto"/>
-              <w:rPr>
-                <w:rFonts w:ascii="Times New Roman" w:hAnsi="Times New Roman" w:cs="Times New Roman"/>
-                <w:i w:val="0"/>
-                <w:iCs w:val="0"/>
-              </w:rPr>
-            </w:pPr>
-            <w:r>
-              <w:rPr>
-                <w:rFonts w:ascii="Times New Roman" w:hAnsi="Times New Roman" w:cs="Times New Roman"/>
-                <w:i w:val="0"/>
-                <w:iCs w:val="0"/>
-              </w:rPr>
+              <w:rPr>
+                <w:i/>
+                <w:iCs/>
+              </w:rPr>
+            </w:pPr>
+            <w:r>
               <w:t>[</w:t>
             </w:r>
             <w:proofErr w:type="spellStart"/>
             <w:r>
-              <w:rPr>
-                <w:rFonts w:ascii="Times New Roman" w:hAnsi="Times New Roman" w:cs="Times New Roman"/>
-                <w:i w:val="0"/>
-                <w:iCs w:val="0"/>
-              </w:rPr>
               <w:t>error</w:t>
             </w:r>
             <w:proofErr w:type="spellEnd"/>
             <w:r>
-              <w:rPr>
-                <w:rFonts w:ascii="Times New Roman" w:hAnsi="Times New Roman" w:cs="Times New Roman"/>
-                <w:i w:val="0"/>
-                <w:iCs w:val="0"/>
-              </w:rPr>
               <w:t>]</w:t>
             </w:r>
           </w:p>
@@ -592,22 +403,12 @@
           </w:tcPr>
           <w:p>
             <w:pPr>
-              <w:pStyle w:val="Titolo4"/>
-              <w:spacing w:line="259" w:lineRule="auto"/>
-              <w:rPr>
-                <w:rFonts w:ascii="Times New Roman" w:hAnsi="Times New Roman" w:cs="Times New Roman"/>
-                <w:i w:val="0"/>
-                <w:iCs w:val="0"/>
-              </w:rPr>
-            </w:pPr>
-            <w:r>
-              <w:rPr>
-                <w:rFonts w:ascii="Times New Roman" w:hAnsi="Times New Roman" w:cs="Times New Roman"/>
-                <w:b/>
-                <w:bCs/>
-                <w:i w:val="0"/>
-                <w:iCs w:val="0"/>
-              </w:rPr>
+              <w:rPr>
+                <w:i/>
+                <w:iCs/>
+              </w:rPr>
+            </w:pPr>
+            <w:r>
               <w:t>Stato Sistema (Corrispondenza)</w:t>
             </w:r>
           </w:p>
@@ -619,20 +420,12 @@
           </w:tcPr>
           <w:p>
             <w:pPr>
-              <w:pStyle w:val="Titolo4"/>
-              <w:spacing w:line="259" w:lineRule="auto"/>
-              <w:rPr>
-                <w:rFonts w:ascii="Times New Roman" w:hAnsi="Times New Roman" w:cs="Times New Roman"/>
-                <w:i w:val="0"/>
-                <w:iCs w:val="0"/>
-              </w:rPr>
-            </w:pPr>
-            <w:r>
-              <w:rPr>
-                <w:rFonts w:ascii="Times New Roman" w:hAnsi="Times New Roman" w:cs="Times New Roman"/>
-                <w:i w:val="0"/>
-                <w:iCs w:val="0"/>
-              </w:rPr>
+              <w:rPr>
+                <w:i/>
+                <w:iCs/>
+              </w:rPr>
+            </w:pPr>
+            <w:r>
               <w:t>Utente esiste AND Password corrisponde</w:t>
             </w:r>
           </w:p>
@@ -644,38 +437,20 @@
           </w:tcPr>
           <w:p>
             <w:pPr>
-              <w:pStyle w:val="Titolo4"/>
-              <w:spacing w:line="259" w:lineRule="auto"/>
-              <w:rPr>
-                <w:rFonts w:ascii="Times New Roman" w:hAnsi="Times New Roman" w:cs="Times New Roman"/>
-                <w:i w:val="0"/>
-                <w:iCs w:val="0"/>
-              </w:rPr>
-            </w:pPr>
-            <w:r>
-              <w:rPr>
-                <w:rFonts w:ascii="Times New Roman" w:hAnsi="Times New Roman" w:cs="Times New Roman"/>
-                <w:i w:val="0"/>
-                <w:iCs w:val="0"/>
-              </w:rPr>
+              <w:rPr>
+                <w:i/>
+                <w:iCs/>
+              </w:rPr>
+            </w:pPr>
+            <w:r>
               <w:t>[</w:t>
             </w:r>
             <w:proofErr w:type="spellStart"/>
             <w:r>
-              <w:rPr>
-                <w:rFonts w:ascii="Times New Roman" w:hAnsi="Times New Roman" w:cs="Times New Roman"/>
-                <w:i w:val="0"/>
-                <w:iCs w:val="0"/>
-              </w:rPr>
               <w:t>property</w:t>
             </w:r>
             <w:proofErr w:type="spellEnd"/>
             <w:r>
-              <w:rPr>
-                <w:rFonts w:ascii="Times New Roman" w:hAnsi="Times New Roman" w:cs="Times New Roman"/>
-                <w:i w:val="0"/>
-                <w:iCs w:val="0"/>
-              </w:rPr>
               <w:t xml:space="preserve"> Match]</w:t>
             </w:r>
           </w:p>
@@ -690,37 +465,26 @@
           </w:tcPr>
           <w:p>
             <w:pPr>
-              <w:pStyle w:val="Titolo4"/>
-              <w:spacing w:line="259" w:lineRule="auto"/>
-              <w:rPr>
-                <w:rFonts w:ascii="Times New Roman" w:hAnsi="Times New Roman" w:cs="Times New Roman"/>
-                <w:i w:val="0"/>
-                <w:iCs w:val="0"/>
-              </w:rPr>
-            </w:pPr>
-          </w:p>
-        </w:tc>
-        <w:tc>
-          <w:tcPr>
-            <w:tcW w:w="0" w:type="auto"/>
-            <w:hideMark/>
-          </w:tcPr>
-          <w:p>
-            <w:pPr>
-              <w:pStyle w:val="Titolo4"/>
-              <w:spacing w:line="259" w:lineRule="auto"/>
-              <w:rPr>
-                <w:rFonts w:ascii="Times New Roman" w:hAnsi="Times New Roman" w:cs="Times New Roman"/>
-                <w:i w:val="0"/>
-                <w:iCs w:val="0"/>
-              </w:rPr>
-            </w:pPr>
-            <w:r>
-              <w:rPr>
-                <w:rFonts w:ascii="Times New Roman" w:hAnsi="Times New Roman" w:cs="Times New Roman"/>
-                <w:i w:val="0"/>
-                <w:iCs w:val="0"/>
-              </w:rPr>
+              <w:rPr>
+                <w:i/>
+                <w:iCs/>
+              </w:rPr>
+            </w:pPr>
+          </w:p>
+        </w:tc>
+        <w:tc>
+          <w:tcPr>
+            <w:tcW w:w="0" w:type="auto"/>
+            <w:hideMark/>
+          </w:tcPr>
+          <w:p>
+            <w:pPr>
+              <w:rPr>
+                <w:i/>
+                <w:iCs/>
+              </w:rPr>
+            </w:pPr>
+            <w:r>
               <w:t>Utente esiste MA Password errata</w:t>
             </w:r>
           </w:p>
@@ -732,56 +496,28 @@
           </w:tcPr>
           <w:p>
             <w:pPr>
-              <w:pStyle w:val="Titolo4"/>
-              <w:spacing w:line="259" w:lineRule="auto"/>
-              <w:rPr>
-                <w:rFonts w:ascii="Times New Roman" w:hAnsi="Times New Roman" w:cs="Times New Roman"/>
-                <w:i w:val="0"/>
-                <w:iCs w:val="0"/>
-              </w:rPr>
-            </w:pPr>
-            <w:r>
-              <w:rPr>
-                <w:rFonts w:ascii="Times New Roman" w:hAnsi="Times New Roman" w:cs="Times New Roman"/>
-                <w:i w:val="0"/>
-                <w:iCs w:val="0"/>
-              </w:rPr>
+              <w:rPr>
+                <w:i/>
+                <w:iCs/>
+              </w:rPr>
+            </w:pPr>
+            <w:r>
               <w:t>[</w:t>
             </w:r>
             <w:proofErr w:type="spellStart"/>
             <w:r>
-              <w:rPr>
-                <w:rFonts w:ascii="Times New Roman" w:hAnsi="Times New Roman" w:cs="Times New Roman"/>
-                <w:i w:val="0"/>
-                <w:iCs w:val="0"/>
-              </w:rPr>
               <w:t>property</w:t>
             </w:r>
             <w:proofErr w:type="spellEnd"/>
             <w:r>
-              <w:rPr>
-                <w:rFonts w:ascii="Times New Roman" w:hAnsi="Times New Roman" w:cs="Times New Roman"/>
-                <w:i w:val="0"/>
-                <w:iCs w:val="0"/>
-              </w:rPr>
               <w:t xml:space="preserve"> </w:t>
             </w:r>
             <w:proofErr w:type="spellStart"/>
             <w:r>
-              <w:rPr>
-                <w:rFonts w:ascii="Times New Roman" w:hAnsi="Times New Roman" w:cs="Times New Roman"/>
-                <w:i w:val="0"/>
-                <w:iCs w:val="0"/>
-              </w:rPr>
               <w:t>PwdMismatch</w:t>
             </w:r>
             <w:proofErr w:type="spellEnd"/>
             <w:r>
-              <w:rPr>
-                <w:rFonts w:ascii="Times New Roman" w:hAnsi="Times New Roman" w:cs="Times New Roman"/>
-                <w:i w:val="0"/>
-                <w:iCs w:val="0"/>
-              </w:rPr>
               <w:t>]</w:t>
             </w:r>
           </w:p>
@@ -796,55 +532,34 @@
           </w:tcPr>
           <w:p>
             <w:pPr>
-              <w:pStyle w:val="Titolo4"/>
-              <w:spacing w:line="259" w:lineRule="auto"/>
-              <w:rPr>
-                <w:rFonts w:ascii="Times New Roman" w:hAnsi="Times New Roman" w:cs="Times New Roman"/>
-                <w:i w:val="0"/>
-                <w:iCs w:val="0"/>
-              </w:rPr>
-            </w:pPr>
-          </w:p>
-        </w:tc>
-        <w:tc>
-          <w:tcPr>
-            <w:tcW w:w="0" w:type="auto"/>
-            <w:hideMark/>
-          </w:tcPr>
-          <w:p>
-            <w:pPr>
-              <w:pStyle w:val="Titolo4"/>
-              <w:spacing w:line="259" w:lineRule="auto"/>
-              <w:rPr>
-                <w:rFonts w:ascii="Times New Roman" w:hAnsi="Times New Roman" w:cs="Times New Roman"/>
-                <w:i w:val="0"/>
-                <w:iCs w:val="0"/>
-              </w:rPr>
-            </w:pPr>
-            <w:r>
-              <w:rPr>
-                <w:rFonts w:ascii="Times New Roman" w:hAnsi="Times New Roman" w:cs="Times New Roman"/>
-                <w:i w:val="0"/>
-                <w:iCs w:val="0"/>
-              </w:rPr>
+              <w:rPr>
+                <w:i/>
+                <w:iCs/>
+              </w:rPr>
+            </w:pPr>
+          </w:p>
+        </w:tc>
+        <w:tc>
+          <w:tcPr>
+            <w:tcW w:w="0" w:type="auto"/>
+            <w:hideMark/>
+          </w:tcPr>
+          <w:p>
+            <w:pPr>
+              <w:rPr>
+                <w:i/>
+                <w:iCs/>
+              </w:rPr>
+            </w:pPr>
+            <w:r>
               <w:t>Utente non esiste (</w:t>
             </w:r>
             <w:proofErr w:type="gramStart"/>
             <w:r>
-              <w:rPr>
-                <w:rFonts w:ascii="Times New Roman" w:hAnsi="Times New Roman" w:cs="Times New Roman"/>
-                <w:i w:val="0"/>
-                <w:iCs w:val="0"/>
-              </w:rPr>
               <w:t>Email</w:t>
             </w:r>
             <w:proofErr w:type="gramEnd"/>
             <w:r>
-              <w:rPr>
-                <w:rFonts w:ascii="Times New Roman" w:hAnsi="Times New Roman" w:cs="Times New Roman"/>
-                <w:i w:val="0"/>
-                <w:iCs w:val="0"/>
-              </w:rPr>
               <w:t xml:space="preserve"> non trovata)</w:t>
             </w:r>
           </w:p>
@@ -856,56 +571,28 @@
           </w:tcPr>
           <w:p>
             <w:pPr>
-              <w:pStyle w:val="Titolo4"/>
-              <w:spacing w:line="259" w:lineRule="auto"/>
-              <w:rPr>
-                <w:rFonts w:ascii="Times New Roman" w:hAnsi="Times New Roman" w:cs="Times New Roman"/>
-                <w:i w:val="0"/>
-                <w:iCs w:val="0"/>
-              </w:rPr>
-            </w:pPr>
-            <w:r>
-              <w:rPr>
-                <w:rFonts w:ascii="Times New Roman" w:hAnsi="Times New Roman" w:cs="Times New Roman"/>
-                <w:i w:val="0"/>
-                <w:iCs w:val="0"/>
-              </w:rPr>
+              <w:rPr>
+                <w:i/>
+                <w:iCs/>
+              </w:rPr>
+            </w:pPr>
+            <w:r>
               <w:t>[</w:t>
             </w:r>
             <w:proofErr w:type="spellStart"/>
             <w:r>
-              <w:rPr>
-                <w:rFonts w:ascii="Times New Roman" w:hAnsi="Times New Roman" w:cs="Times New Roman"/>
-                <w:i w:val="0"/>
-                <w:iCs w:val="0"/>
-              </w:rPr>
               <w:t>property</w:t>
             </w:r>
             <w:proofErr w:type="spellEnd"/>
             <w:r>
-              <w:rPr>
-                <w:rFonts w:ascii="Times New Roman" w:hAnsi="Times New Roman" w:cs="Times New Roman"/>
-                <w:i w:val="0"/>
-                <w:iCs w:val="0"/>
-              </w:rPr>
               <w:t xml:space="preserve"> </w:t>
             </w:r>
             <w:proofErr w:type="spellStart"/>
             <w:r>
-              <w:rPr>
-                <w:rFonts w:ascii="Times New Roman" w:hAnsi="Times New Roman" w:cs="Times New Roman"/>
-                <w:i w:val="0"/>
-                <w:iCs w:val="0"/>
-              </w:rPr>
               <w:t>UserNotFound</w:t>
             </w:r>
             <w:proofErr w:type="spellEnd"/>
             <w:r>
-              <w:rPr>
-                <w:rFonts w:ascii="Times New Roman" w:hAnsi="Times New Roman" w:cs="Times New Roman"/>
-                <w:i w:val="0"/>
-                <w:iCs w:val="0"/>
-              </w:rPr>
               <w:t>]</w:t>
             </w:r>
           </w:p>
@@ -1432,18 +1119,12 @@
       </w:tr>
     </w:tbl>
     <w:p/>
-    <w:p/>
-    <w:p/>
-    <w:p/>
-    <w:p/>
-    <w:p/>
     <w:p>
       <w:pPr>
         <w:pStyle w:val="Titolo4"/>
       </w:pPr>
       <w:proofErr w:type="spellStart"/>
       <w:r>
-        <w:lastRenderedPageBreak/>
         <w:t>getUtente</w:t>
       </w:r>
       <w:proofErr w:type="spellEnd"/>
@@ -1780,12 +1461,12 @@
       </w:tr>
     </w:tbl>
     <w:p/>
-    <w:p/>
     <w:p>
       <w:pPr>
         <w:pStyle w:val="Titolo4"/>
       </w:pPr>
       <w:r>
+        <w:lastRenderedPageBreak/>
         <w:t>Test frames</w:t>
       </w:r>
     </w:p>
@@ -2697,6 +2378,7 @@
   <w:style w:type="character" w:default="1" w:styleId="Carpredefinitoparagrafo">
     <w:name w:val="Default Paragraph Font"/>
     <w:uiPriority w:val="1"/>
+    <w:semiHidden/>
     <w:unhideWhenUsed/>
   </w:style>
   <w:style w:type="table" w:default="1" w:styleId="Tabellanormale">
